--- a/APAY.docx
+++ b/APAY.docx
@@ -4,13 +4,13 @@
   <w:body>
     <w:p>
       <w:r>
-        <w:t>Here's newsletter-ready text for your team announcement:</w:t>
-      </w:r>
-    </w:p>
-    <w:p>
-      <w:r>
-        <w:pict w14:anchorId="78C56E9C">
-          <v:rect id="_x0000_i1037" style="width:0;height:1.5pt" o:hralign="center" o:hrstd="t" o:hr="t" fillcolor="#a0a0a0" stroked="f"/>
+        <w:t>Here's the updated newsletter text:</w:t>
+      </w:r>
+    </w:p>
+    <w:p>
+      <w:r>
+        <w:pict w14:anchorId="725687C6">
+          <v:rect id="_x0000_i1067" style="width:0;height:1.5pt" o:hralign="center" o:hrstd="t" o:hr="t" fillcolor="#a0a0a0" stroked="f"/>
         </w:pict>
       </w:r>
     </w:p>
@@ -126,97 +126,441 @@
     </w:p>
     <w:p>
       <w:r>
+        <w:pict w14:anchorId="7CA3B6D4">
+          <v:rect id="_x0000_i1068" style="width:0;height:1.5pt" o:hralign="center" o:hrstd="t" o:hr="t" fillcolor="#a0a0a0" stroked="f"/>
+        </w:pict>
+      </w:r>
+    </w:p>
+    <w:p>
+      <w:pPr>
         <w:rPr>
           <w:b/>
           <w:bCs/>
         </w:rPr>
-        <w:t>Impact</w:t>
+      </w:pPr>
+      <w:r>
+        <w:rPr>
+          <w:rFonts w:ascii="Segoe UI Emoji" w:hAnsi="Segoe UI Emoji" w:cs="Segoe UI Emoji"/>
+          <w:b/>
+          <w:bCs/>
+        </w:rPr>
+        <w:t>⭐</w:t>
+      </w:r>
+      <w:r>
+        <w:rPr>
+          <w:b/>
+          <w:bCs/>
+        </w:rPr>
+        <w:t xml:space="preserve"> Key Highlight: The 15-Day Extension is Now Configurable!</w:t>
+      </w:r>
+    </w:p>
+    <w:p>
+      <w:r>
+        <w:t xml:space="preserve">One of the most significant aspects of this implementation is that the </w:t>
+      </w:r>
+      <w:r>
+        <w:rPr>
+          <w:b/>
+          <w:bCs/>
+        </w:rPr>
+        <w:t>15-day additional period is fully configurable</w:t>
+      </w:r>
+      <w:r>
+        <w:t xml:space="preserve"> — it is not hardcoded into the system.</w:t>
+      </w:r>
+    </w:p>
+    <w:p>
+      <w:r>
+        <w:t>This means:</w:t>
       </w:r>
     </w:p>
     <w:p>
       <w:pPr>
         <w:numPr>
           <w:ilvl w:val="0"/>
-          <w:numId w:val="1"/>
+          <w:numId w:val="2"/>
         </w:numPr>
       </w:pPr>
       <w:r>
         <w:rPr>
           <w:rFonts w:ascii="Segoe UI Emoji" w:hAnsi="Segoe UI Emoji" w:cs="Segoe UI Emoji"/>
         </w:rPr>
-        <w:t>✅</w:t>
-      </w:r>
-      <w:r>
-        <w:t xml:space="preserve"> Applicable to: Monthly billing — Combined &amp; Admin accounts</w:t>
+        <w:t>🔧</w:t>
+      </w:r>
+      <w:r>
+        <w:t xml:space="preserve"> </w:t>
+      </w:r>
+      <w:r>
+        <w:rPr>
+          <w:b/>
+          <w:bCs/>
+        </w:rPr>
+        <w:t>No code changes needed</w:t>
+      </w:r>
+      <w:r>
+        <w:t xml:space="preserve"> — Any future updates to the grace period value can be made directly through configuration, </w:t>
+      </w:r>
+      <w:proofErr w:type="gramStart"/>
+      <w:r>
+        <w:t>completely eliminating</w:t>
+      </w:r>
+      <w:proofErr w:type="gramEnd"/>
+      <w:r>
+        <w:t xml:space="preserve"> the need to touch the underlying code.</w:t>
       </w:r>
     </w:p>
     <w:p>
       <w:pPr>
         <w:numPr>
           <w:ilvl w:val="0"/>
-          <w:numId w:val="1"/>
+          <w:numId w:val="2"/>
         </w:numPr>
       </w:pPr>
       <w:r>
         <w:rPr>
           <w:rFonts w:ascii="Segoe UI Emoji" w:hAnsi="Segoe UI Emoji" w:cs="Segoe UI Emoji"/>
         </w:rPr>
-        <w:t>✅</w:t>
-      </w:r>
-      <w:r>
-        <w:t xml:space="preserve"> Trigger: Autopay creation via BAE request</w:t>
+        <w:lastRenderedPageBreak/>
+        <w:t>⚡</w:t>
+      </w:r>
+      <w:r>
+        <w:t xml:space="preserve"> </w:t>
+      </w:r>
+      <w:r>
+        <w:rPr>
+          <w:b/>
+          <w:bCs/>
+        </w:rPr>
+        <w:t>Faster turnaround</w:t>
+      </w:r>
+      <w:r>
+        <w:t xml:space="preserve"> — Configuration changes can be rolled out quickly, saving significant development, testing, and deployment time.</w:t>
       </w:r>
     </w:p>
     <w:p>
       <w:pPr>
         <w:numPr>
           <w:ilvl w:val="0"/>
-          <w:numId w:val="1"/>
+          <w:numId w:val="2"/>
         </w:numPr>
       </w:pPr>
       <w:r>
         <w:rPr>
           <w:rFonts w:ascii="Segoe UI Emoji" w:hAnsi="Segoe UI Emoji" w:cs="Segoe UI Emoji"/>
         </w:rPr>
-        <w:t>✅</w:t>
-      </w:r>
-      <w:r>
-        <w:t xml:space="preserve"> Condition: Policy status ≠ POSTRUNOUT</w:t>
+        <w:t>🛡️</w:t>
+      </w:r>
+      <w:r>
+        <w:t xml:space="preserve"> </w:t>
+      </w:r>
+      <w:r>
+        <w:rPr>
+          <w:b/>
+          <w:bCs/>
+        </w:rPr>
+        <w:t>Lower risk</w:t>
+      </w:r>
+      <w:r>
+        <w:t xml:space="preserve"> — Avoiding code modifications reduces the chances of introducing unintended side effects or regression issues.</w:t>
       </w:r>
     </w:p>
     <w:p>
       <w:pPr>
         <w:numPr>
           <w:ilvl w:val="0"/>
-          <w:numId w:val="1"/>
+          <w:numId w:val="2"/>
         </w:numPr>
       </w:pPr>
       <w:r>
         <w:rPr>
           <w:rFonts w:ascii="Segoe UI Emoji" w:hAnsi="Segoe UI Emoji" w:cs="Segoe UI Emoji"/>
         </w:rPr>
-        <w:t>✅</w:t>
-      </w:r>
-      <w:r>
-        <w:t xml:space="preserve"> Route Type Applied: </w:t>
+        <w:t>📈</w:t>
+      </w:r>
+      <w:r>
+        <w:t xml:space="preserve"> </w:t>
       </w:r>
       <w:r>
         <w:rPr>
           <w:b/>
           <w:bCs/>
         </w:rPr>
-        <w:t>HC-ACHM15</w:t>
-      </w:r>
-      <w:r>
-        <w:t xml:space="preserve"> (+15 days)</w:t>
-      </w:r>
-    </w:p>
-    <w:p>
+        <w:t>Greater flexibility</w:t>
+      </w:r>
+      <w:r>
+        <w:t xml:space="preserve"> — As business rules evolve, the grace period can be </w:t>
+      </w:r>
+      <w:proofErr w:type="gramStart"/>
+      <w:r>
+        <w:t>adjusted on demand</w:t>
+      </w:r>
+      <w:proofErr w:type="gramEnd"/>
+      <w:r>
+        <w:t xml:space="preserve"> to meet new requirements without going through a full development cycle.</w:t>
+      </w:r>
+    </w:p>
+    <w:p>
+      <w:r>
+        <w:t xml:space="preserve">This design choice reflects our commitment to building </w:t>
+      </w:r>
       <w:r>
         <w:rPr>
           <w:b/>
           <w:bCs/>
         </w:rPr>
+        <w:t>maintainable, future-proof solutions</w:t>
+      </w:r>
+      <w:r>
+        <w:t xml:space="preserve"> that empower teams to respond to business changes swiftly and confidently.</w:t>
+      </w:r>
+    </w:p>
+    <w:p>
+      <w:r>
+        <w:pict w14:anchorId="2FA9E59E">
+          <v:rect id="_x0000_i1069" style="width:0;height:1.5pt" o:hralign="center" o:hrstd="t" o:hr="t" fillcolor="#a0a0a0" stroked="f"/>
+        </w:pict>
+      </w:r>
+    </w:p>
+    <w:p>
+      <w:r>
+        <w:rPr>
+          <w:b/>
+          <w:bCs/>
+        </w:rPr>
+        <w:t>Impact Summary</w:t>
+      </w:r>
+    </w:p>
+    <w:tbl>
+      <w:tblPr>
+        <w:tblW w:w="0" w:type="auto"/>
+        <w:tblCellSpacing w:w="15" w:type="dxa"/>
+        <w:tblCellMar>
+          <w:top w:w="15" w:type="dxa"/>
+          <w:left w:w="15" w:type="dxa"/>
+          <w:bottom w:w="15" w:type="dxa"/>
+          <w:right w:w="15" w:type="dxa"/>
+        </w:tblCellMar>
+        <w:tblLook w:val="04A0" w:firstRow="1" w:lastRow="0" w:firstColumn="1" w:lastColumn="0" w:noHBand="0" w:noVBand="1"/>
+      </w:tblPr>
+      <w:tblGrid>
+        <w:gridCol w:w="2216"/>
+        <w:gridCol w:w="3919"/>
+      </w:tblGrid>
+      <w:tr>
+        <w:trPr>
+          <w:tblHeader/>
+          <w:tblCellSpacing w:w="15" w:type="dxa"/>
+        </w:trPr>
+        <w:tc>
+          <w:tcPr>
+            <w:tcW w:w="0" w:type="auto"/>
+            <w:vAlign w:val="center"/>
+            <w:hideMark/>
+          </w:tcPr>
+          <w:p>
+            <w:pPr>
+              <w:rPr>
+                <w:b/>
+                <w:bCs/>
+              </w:rPr>
+            </w:pPr>
+            <w:r>
+              <w:rPr>
+                <w:b/>
+                <w:bCs/>
+              </w:rPr>
+              <w:t>Detail</w:t>
+            </w:r>
+          </w:p>
+        </w:tc>
+        <w:tc>
+          <w:tcPr>
+            <w:tcW w:w="0" w:type="auto"/>
+            <w:vAlign w:val="center"/>
+            <w:hideMark/>
+          </w:tcPr>
+          <w:p>
+            <w:pPr>
+              <w:rPr>
+                <w:b/>
+                <w:bCs/>
+              </w:rPr>
+            </w:pPr>
+            <w:r>
+              <w:rPr>
+                <w:b/>
+                <w:bCs/>
+              </w:rPr>
+              <w:t>Value</w:t>
+            </w:r>
+          </w:p>
+        </w:tc>
+      </w:tr>
+      <w:tr>
+        <w:trPr>
+          <w:tblCellSpacing w:w="15" w:type="dxa"/>
+        </w:trPr>
+        <w:tc>
+          <w:tcPr>
+            <w:tcW w:w="0" w:type="auto"/>
+            <w:vAlign w:val="center"/>
+            <w:hideMark/>
+          </w:tcPr>
+          <w:p>
+            <w:r>
+              <w:t>Applicable Accounts</w:t>
+            </w:r>
+          </w:p>
+        </w:tc>
+        <w:tc>
+          <w:tcPr>
+            <w:tcW w:w="0" w:type="auto"/>
+            <w:vAlign w:val="center"/>
+            <w:hideMark/>
+          </w:tcPr>
+          <w:p>
+            <w:r>
+              <w:t>Monthly Billing — Combined &amp; Admin</w:t>
+            </w:r>
+          </w:p>
+        </w:tc>
+      </w:tr>
+      <w:tr>
+        <w:trPr>
+          <w:tblCellSpacing w:w="15" w:type="dxa"/>
+        </w:trPr>
+        <w:tc>
+          <w:tcPr>
+            <w:tcW w:w="0" w:type="auto"/>
+            <w:vAlign w:val="center"/>
+            <w:hideMark/>
+          </w:tcPr>
+          <w:p>
+            <w:r>
+              <w:t>Trigger</w:t>
+            </w:r>
+          </w:p>
+        </w:tc>
+        <w:tc>
+          <w:tcPr>
+            <w:tcW w:w="0" w:type="auto"/>
+            <w:vAlign w:val="center"/>
+            <w:hideMark/>
+          </w:tcPr>
+          <w:p>
+            <w:r>
+              <w:t>Autopay creation via BAE request</w:t>
+            </w:r>
+          </w:p>
+        </w:tc>
+      </w:tr>
+      <w:tr>
+        <w:trPr>
+          <w:tblCellSpacing w:w="15" w:type="dxa"/>
+        </w:trPr>
+        <w:tc>
+          <w:tcPr>
+            <w:tcW w:w="0" w:type="auto"/>
+            <w:vAlign w:val="center"/>
+            <w:hideMark/>
+          </w:tcPr>
+          <w:p>
+            <w:r>
+              <w:t>Condition</w:t>
+            </w:r>
+          </w:p>
+        </w:tc>
+        <w:tc>
+          <w:tcPr>
+            <w:tcW w:w="0" w:type="auto"/>
+            <w:vAlign w:val="center"/>
+            <w:hideMark/>
+          </w:tcPr>
+          <w:p>
+            <w:r>
+              <w:t>Policy status ≠ POSTRUNOUT</w:t>
+            </w:r>
+          </w:p>
+        </w:tc>
+      </w:tr>
+      <w:tr>
+        <w:trPr>
+          <w:tblCellSpacing w:w="15" w:type="dxa"/>
+        </w:trPr>
+        <w:tc>
+          <w:tcPr>
+            <w:tcW w:w="0" w:type="auto"/>
+            <w:vAlign w:val="center"/>
+            <w:hideMark/>
+          </w:tcPr>
+          <w:p>
+            <w:r>
+              <w:t>Route Type Applied</w:t>
+            </w:r>
+          </w:p>
+        </w:tc>
+        <w:tc>
+          <w:tcPr>
+            <w:tcW w:w="0" w:type="auto"/>
+            <w:vAlign w:val="center"/>
+            <w:hideMark/>
+          </w:tcPr>
+          <w:p>
+            <w:r>
+              <w:t>HC-ACHM15 (+15 days)</w:t>
+            </w:r>
+          </w:p>
+        </w:tc>
+      </w:tr>
+      <w:tr>
+        <w:trPr>
+          <w:tblCellSpacing w:w="15" w:type="dxa"/>
+        </w:trPr>
+        <w:tc>
+          <w:tcPr>
+            <w:tcW w:w="0" w:type="auto"/>
+            <w:vAlign w:val="center"/>
+            <w:hideMark/>
+          </w:tcPr>
+          <w:p>
+            <w:r>
+              <w:t>Grace Period Value</w:t>
+            </w:r>
+          </w:p>
+        </w:tc>
+        <w:tc>
+          <w:tcPr>
+            <w:tcW w:w="0" w:type="auto"/>
+            <w:vAlign w:val="center"/>
+            <w:hideMark/>
+          </w:tcPr>
+          <w:p>
+            <w:r>
+              <w:rPr>
+                <w:b/>
+                <w:bCs/>
+              </w:rPr>
+              <w:t>Configurable</w:t>
+            </w:r>
+            <w:r>
+              <w:t xml:space="preserve"> </w:t>
+            </w:r>
+            <w:r>
+              <w:rPr>
+                <w:rFonts w:ascii="Segoe UI Emoji" w:hAnsi="Segoe UI Emoji" w:cs="Segoe UI Emoji"/>
+              </w:rPr>
+              <w:t>✅</w:t>
+            </w:r>
+          </w:p>
+        </w:tc>
+      </w:tr>
+    </w:tbl>
+    <w:p>
+      <w:r>
+        <w:rPr>
+          <w:b/>
+          <w:bCs/>
+        </w:rPr>
         <w:t>No Action Required</w:t>
       </w:r>
     </w:p>
@@ -230,20 +574,19 @@
       </w:r>
       <w:proofErr w:type="gramEnd"/>
       <w:r>
-        <w:t xml:space="preserve"> and working automatically. All qualifying accounts will have the 15-day extension correctly populated going forward.</w:t>
-      </w:r>
-    </w:p>
-    <w:p>
-      <w:r>
-        <w:lastRenderedPageBreak/>
-        <w:pict w14:anchorId="49314ABA">
-          <v:rect id="_x0000_i1038" style="width:0;height:1.5pt" o:hralign="center" o:hrstd="t" o:hr="t" fillcolor="#a0a0a0" stroked="f"/>
+        <w:t xml:space="preserve"> and working automatically. All qualifying accounts will have the 15-day extension correctly populated going forward. And when business needs change, updating the grace period is just a configuration update — fast, safe, and simple.</w:t>
+      </w:r>
+    </w:p>
+    <w:p>
+      <w:r>
+        <w:pict w14:anchorId="23DAA8F4">
+          <v:rect id="_x0000_i1070" style="width:0;height:1.5pt" o:hralign="center" o:hrstd="t" o:hr="t" fillcolor="#a0a0a0" stroked="f"/>
         </w:pict>
       </w:r>
     </w:p>
     <w:p>
       <w:r>
-        <w:t>Feel free to adjust the tone, team names, or add a "released on" date. Want me to turn this into a formatted Word doc or a styled HTML version for email distribution?</w:t>
+        <w:t>Want me to format this into a polished Word document or a styled HTML email template ready for distribution?</w:t>
       </w:r>
     </w:p>
     <w:p/>
@@ -260,9 +603,9 @@
 <file path=word/numbering.xml><?xml version="1.0" encoding="utf-8"?>
 <w:numbering xmlns:wpc="http://schemas.microsoft.com/office/word/2010/wordprocessingCanvas" xmlns:cx="http://schemas.microsoft.com/office/drawing/2014/chartex" xmlns:cx1="http://schemas.microsoft.com/office/drawing/2015/9/8/chartex" xmlns:cx2="http://schemas.microsoft.com/office/drawing/2015/10/21/chartex" xmlns:cx3="http://schemas.microsoft.com/office/drawing/2016/5/9/chartex" xmlns:cx4="http://schemas.microsoft.com/office/drawing/2016/5/10/chartex" xmlns:cx5="http://schemas.microsoft.com/office/drawing/2016/5/11/chartex" xmlns:cx6="http://schemas.microsoft.com/office/drawing/2016/5/12/chartex" xmlns:cx7="http://schemas.microsoft.com/office/drawing/2016/5/13/chartex" xmlns:cx8="http://schemas.microsoft.com/office/drawing/2016/5/14/chartex" xmlns:mc="http://schemas.openxmlformats.org/markup-compatibility/2006" xmlns:aink="http://schemas.microsoft.com/office/drawing/2016/ink" xmlns:am3d="http://schemas.microsoft.com/office/drawing/2017/model3d" xmlns:o="urn:schemas-microsoft-com:office:office" xmlns:oel="http://schemas.microsoft.com/office/2019/extlst" xmlns:r="http://schemas.openxmlformats.org/officeDocument/2006/relationships" xmlns:m="http://schemas.openxmlformats.org/officeDocument/2006/math" xmlns:v="urn:schemas-microsoft-com:vml" xmlns:wp14="http://schemas.microsoft.com/office/word/2010/wordprocessingDrawing" xmlns:wp="http://schemas.openxmlformats.org/drawingml/2006/wordprocessingDrawing" xmlns:w10="urn:schemas-microsoft-com:office:word" xmlns:w="http://schemas.openxmlformats.org/wordprocessingml/2006/main" xmlns:w14="http://schemas.microsoft.com/office/word/2010/wordml" xmlns:w15="http://schemas.microsoft.com/office/word/2012/wordml" xmlns:w16cex="http://schemas.microsoft.com/office/word/2018/wordml/cex" xmlns:w16cid="http://schemas.microsoft.com/office/word/2016/wordml/cid" xmlns:w16="http://schemas.microsoft.com/office/word/2018/wordml" xmlns:w16du="http://schemas.microsoft.com/office/word/2023/wordml/word16du" xmlns:w16sdtdh="http://schemas.microsoft.com/office/word/2020/wordml/sdtdatahash" xmlns:w16sdtfl="http://schemas.microsoft.com/office/word/2024/wordml/sdtformatlock" xmlns:w16se="http://schemas.microsoft.com/office/word/2015/wordml/symex" xmlns:wpg="http://schemas.microsoft.com/office/word/2010/wordprocessingGroup" xmlns:wpi="http://schemas.microsoft.com/office/word/2010/wordprocessingInk" xmlns:wne="http://schemas.microsoft.com/office/word/2006/wordml" xmlns:wps="http://schemas.microsoft.com/office/word/2010/wordprocessingShape" mc:Ignorable="w14 w15 w16se w16cid w16 w16cex w16sdtdh w16sdtfl w16du wp14">
   <w:abstractNum w:abstractNumId="0" w15:restartNumberingAfterBreak="0">
-    <w:nsid w:val="7EB946C9"/>
+    <w:nsid w:val="39622EC9"/>
     <w:multiLevelType w:val="multilevel"/>
-    <w:tmpl w:val="9154EEAE"/>
+    <w:tmpl w:val="0B8078EC"/>
     <w:lvl w:ilvl="0">
       <w:start w:val="1"/>
       <w:numFmt w:val="bullet"/>
@@ -408,7 +751,159 @@
       </w:rPr>
     </w:lvl>
   </w:abstractNum>
+  <w:abstractNum w:abstractNumId="1" w15:restartNumberingAfterBreak="0">
+    <w:nsid w:val="7EB946C9"/>
+    <w:multiLevelType w:val="multilevel"/>
+    <w:tmpl w:val="9154EEAE"/>
+    <w:lvl w:ilvl="0">
+      <w:start w:val="1"/>
+      <w:numFmt w:val="bullet"/>
+      <w:lvlText w:val=""/>
+      <w:lvlJc w:val="left"/>
+      <w:pPr>
+        <w:tabs>
+          <w:tab w:val="num" w:pos="720"/>
+        </w:tabs>
+        <w:ind w:left="720" w:hanging="360"/>
+      </w:pPr>
+      <w:rPr>
+        <w:rFonts w:ascii="Symbol" w:hAnsi="Symbol" w:hint="default"/>
+        <w:sz w:val="20"/>
+      </w:rPr>
+    </w:lvl>
+    <w:lvl w:ilvl="1" w:tentative="1">
+      <w:start w:val="1"/>
+      <w:numFmt w:val="bullet"/>
+      <w:lvlText w:val="o"/>
+      <w:lvlJc w:val="left"/>
+      <w:pPr>
+        <w:tabs>
+          <w:tab w:val="num" w:pos="1440"/>
+        </w:tabs>
+        <w:ind w:left="1440" w:hanging="360"/>
+      </w:pPr>
+      <w:rPr>
+        <w:rFonts w:ascii="Courier New" w:hAnsi="Courier New" w:hint="default"/>
+        <w:sz w:val="20"/>
+      </w:rPr>
+    </w:lvl>
+    <w:lvl w:ilvl="2" w:tentative="1">
+      <w:start w:val="1"/>
+      <w:numFmt w:val="bullet"/>
+      <w:lvlText w:val=""/>
+      <w:lvlJc w:val="left"/>
+      <w:pPr>
+        <w:tabs>
+          <w:tab w:val="num" w:pos="2160"/>
+        </w:tabs>
+        <w:ind w:left="2160" w:hanging="360"/>
+      </w:pPr>
+      <w:rPr>
+        <w:rFonts w:ascii="Wingdings" w:hAnsi="Wingdings" w:hint="default"/>
+        <w:sz w:val="20"/>
+      </w:rPr>
+    </w:lvl>
+    <w:lvl w:ilvl="3" w:tentative="1">
+      <w:start w:val="1"/>
+      <w:numFmt w:val="bullet"/>
+      <w:lvlText w:val=""/>
+      <w:lvlJc w:val="left"/>
+      <w:pPr>
+        <w:tabs>
+          <w:tab w:val="num" w:pos="2880"/>
+        </w:tabs>
+        <w:ind w:left="2880" w:hanging="360"/>
+      </w:pPr>
+      <w:rPr>
+        <w:rFonts w:ascii="Wingdings" w:hAnsi="Wingdings" w:hint="default"/>
+        <w:sz w:val="20"/>
+      </w:rPr>
+    </w:lvl>
+    <w:lvl w:ilvl="4" w:tentative="1">
+      <w:start w:val="1"/>
+      <w:numFmt w:val="bullet"/>
+      <w:lvlText w:val=""/>
+      <w:lvlJc w:val="left"/>
+      <w:pPr>
+        <w:tabs>
+          <w:tab w:val="num" w:pos="3600"/>
+        </w:tabs>
+        <w:ind w:left="3600" w:hanging="360"/>
+      </w:pPr>
+      <w:rPr>
+        <w:rFonts w:ascii="Wingdings" w:hAnsi="Wingdings" w:hint="default"/>
+        <w:sz w:val="20"/>
+      </w:rPr>
+    </w:lvl>
+    <w:lvl w:ilvl="5" w:tentative="1">
+      <w:start w:val="1"/>
+      <w:numFmt w:val="bullet"/>
+      <w:lvlText w:val=""/>
+      <w:lvlJc w:val="left"/>
+      <w:pPr>
+        <w:tabs>
+          <w:tab w:val="num" w:pos="4320"/>
+        </w:tabs>
+        <w:ind w:left="4320" w:hanging="360"/>
+      </w:pPr>
+      <w:rPr>
+        <w:rFonts w:ascii="Wingdings" w:hAnsi="Wingdings" w:hint="default"/>
+        <w:sz w:val="20"/>
+      </w:rPr>
+    </w:lvl>
+    <w:lvl w:ilvl="6" w:tentative="1">
+      <w:start w:val="1"/>
+      <w:numFmt w:val="bullet"/>
+      <w:lvlText w:val=""/>
+      <w:lvlJc w:val="left"/>
+      <w:pPr>
+        <w:tabs>
+          <w:tab w:val="num" w:pos="5040"/>
+        </w:tabs>
+        <w:ind w:left="5040" w:hanging="360"/>
+      </w:pPr>
+      <w:rPr>
+        <w:rFonts w:ascii="Wingdings" w:hAnsi="Wingdings" w:hint="default"/>
+        <w:sz w:val="20"/>
+      </w:rPr>
+    </w:lvl>
+    <w:lvl w:ilvl="7" w:tentative="1">
+      <w:start w:val="1"/>
+      <w:numFmt w:val="bullet"/>
+      <w:lvlText w:val=""/>
+      <w:lvlJc w:val="left"/>
+      <w:pPr>
+        <w:tabs>
+          <w:tab w:val="num" w:pos="5760"/>
+        </w:tabs>
+        <w:ind w:left="5760" w:hanging="360"/>
+      </w:pPr>
+      <w:rPr>
+        <w:rFonts w:ascii="Wingdings" w:hAnsi="Wingdings" w:hint="default"/>
+        <w:sz w:val="20"/>
+      </w:rPr>
+    </w:lvl>
+    <w:lvl w:ilvl="8" w:tentative="1">
+      <w:start w:val="1"/>
+      <w:numFmt w:val="bullet"/>
+      <w:lvlText w:val=""/>
+      <w:lvlJc w:val="left"/>
+      <w:pPr>
+        <w:tabs>
+          <w:tab w:val="num" w:pos="6480"/>
+        </w:tabs>
+        <w:ind w:left="6480" w:hanging="360"/>
+      </w:pPr>
+      <w:rPr>
+        <w:rFonts w:ascii="Wingdings" w:hAnsi="Wingdings" w:hint="default"/>
+        <w:sz w:val="20"/>
+      </w:rPr>
+    </w:lvl>
+  </w:abstractNum>
   <w:num w:numId="1" w16cid:durableId="599333153">
+    <w:abstractNumId w:val="1"/>
+  </w:num>
+  <w:num w:numId="2" w16cid:durableId="1001082261">
     <w:abstractNumId w:val="0"/>
   </w:num>
 </w:numbering>
